--- a/briefings/线口监测午报-2026-09-06.docx
+++ b/briefings/线口监测午报-2026-09-06.docx
@@ -22,7 +22,7 @@
           <w:color w:val="888888"/>
           <w:sz w:val="18"/>
         </w:rPr>
-        <w:t>监测窗口:近48小时 | 生成时间:2026-09-06 12:43</w:t>
+        <w:t>监测窗口:近48小时 | 生成时间:2026-09-06 13:59</w:t>
       </w:r>
     </w:p>
     <w:p>
@@ -70,6 +70,108 @@
           <w:color w:val="888888"/>
           <w:sz w:val="24"/>
         </w:rPr>
+        <w:t>“随时能问、随手可查”的反诈智能助手“国家反诈 AI”App 上线，微信、支付宝小程序也同步开放</w:t>
+      </w:r>
+    </w:p>
+    <w:p>
+      <w:r>
+        <w:rPr>
+          <w:rFonts w:ascii="Times New Roman" w:hAnsi="Times New Roman" w:eastAsia="宋体"/>
+          <w:color w:val="888888"/>
+          <w:sz w:val="18"/>
+        </w:rPr>
+        <w:t>来源:IT之家 | 时间:09-06 13:44</w:t>
+      </w:r>
+    </w:p>
+    <w:p>
+      <w:r>
+        <w:rPr>
+          <w:rFonts w:ascii="Times New Roman" w:hAnsi="Times New Roman" w:eastAsia="宋体"/>
+          <w:sz w:val="18"/>
+        </w:rPr>
+        <w:t>链接:</w:t>
+      </w:r>
+      <w:hyperlink r:id="rId9">
+        <w:r>
+          <w:rPr>
+            <w:color w:val="0563C1"/>
+            <w:u w:val="single"/>
+          </w:rPr>
+          <w:t>“随时能问、随手可查”的反诈智能助手“国家反诈 AI”App 上线，微信、支付宝小程序也同步开放</w:t>
+        </w:r>
+      </w:hyperlink>
+    </w:p>
+    <w:p>
+      <w:pPr>
+        <w:pStyle w:val="Heading3"/>
+      </w:pPr>
+      <w:r>
+        <w:rPr>
+          <w:rFonts w:ascii="Times New Roman" w:hAnsi="Times New Roman" w:eastAsia="黑体"/>
+          <w:b w:val="0"/>
+          <w:color w:val="888888"/>
+          <w:sz w:val="24"/>
+        </w:rPr>
+        <w:t>【C级·参考】</w:t>
+      </w:r>
+      <w:r>
+        <w:rPr>
+          <w:rFonts w:ascii="Times New Roman" w:hAnsi="Times New Roman" w:eastAsia="黑体"/>
+          <w:b w:val="0"/>
+          <w:color w:val="888888"/>
+          <w:sz w:val="24"/>
+        </w:rPr>
+        <w:t>B站首届 AI 创造公开赛收官，《猫娘计划 Project N.E.K.O.》获得一等奖拿下百万奖金</w:t>
+      </w:r>
+    </w:p>
+    <w:p>
+      <w:r>
+        <w:rPr>
+          <w:rFonts w:ascii="Times New Roman" w:hAnsi="Times New Roman" w:eastAsia="宋体"/>
+          <w:color w:val="888888"/>
+          <w:sz w:val="18"/>
+        </w:rPr>
+        <w:t>来源:IT之家 | 时间:09-06 13:18</w:t>
+      </w:r>
+    </w:p>
+    <w:p>
+      <w:r>
+        <w:rPr>
+          <w:rFonts w:ascii="Times New Roman" w:hAnsi="Times New Roman" w:eastAsia="宋体"/>
+          <w:sz w:val="18"/>
+        </w:rPr>
+        <w:t>链接:</w:t>
+      </w:r>
+      <w:hyperlink r:id="rId10">
+        <w:r>
+          <w:rPr>
+            <w:color w:val="0563C1"/>
+            <w:u w:val="single"/>
+          </w:rPr>
+          <w:t>B站首届 AI 创造公开赛收官，《猫娘计划 Project N.E.K.O.》获得一等奖拿下百万奖金</w:t>
+        </w:r>
+      </w:hyperlink>
+    </w:p>
+    <w:p>
+      <w:pPr>
+        <w:pStyle w:val="Heading3"/>
+      </w:pPr>
+      <w:r>
+        <w:rPr>
+          <w:rFonts w:ascii="Times New Roman" w:hAnsi="Times New Roman" w:eastAsia="黑体"/>
+          <w:b w:val="0"/>
+          <w:color w:val="888888"/>
+          <w:sz w:val="24"/>
+        </w:rPr>
+        <w:t>【C级·参考】</w:t>
+      </w:r>
+      <w:r>
+        <w:rPr>
+          <w:rFonts w:ascii="Times New Roman" w:hAnsi="Times New Roman" w:eastAsia="黑体"/>
+          <w:b w:val="0"/>
+          <w:color w:val="888888"/>
+          <w:sz w:val="24"/>
+        </w:rPr>
         <w:t>开源安卓应用商店 F-Droid 考虑效仿 Debian AI 政策：允许使用 AI，最终责任由贡献者承担</w:t>
       </w:r>
     </w:p>
@@ -91,7 +193,7 @@
         </w:rPr>
         <w:t>链接:</w:t>
       </w:r>
-      <w:hyperlink r:id="rId9">
+      <w:hyperlink r:id="rId11">
         <w:r>
           <w:rPr>
             <w:color w:val="0563C1"/>
@@ -142,7 +244,7 @@
         </w:rPr>
         <w:t>链接:</w:t>
       </w:r>
-      <w:hyperlink r:id="rId10">
+      <w:hyperlink r:id="rId12">
         <w:r>
           <w:rPr>
             <w:color w:val="0563C1"/>
@@ -193,7 +295,7 @@
         </w:rPr>
         <w:t>链接:</w:t>
       </w:r>
-      <w:hyperlink r:id="rId11">
+      <w:hyperlink r:id="rId13">
         <w:r>
           <w:rPr>
             <w:color w:val="0563C1"/>
@@ -244,7 +346,7 @@
         </w:rPr>
         <w:t>链接:</w:t>
       </w:r>
-      <w:hyperlink r:id="rId12">
+      <w:hyperlink r:id="rId14">
         <w:r>
           <w:rPr>
             <w:color w:val="0563C1"/>
@@ -295,7 +397,7 @@
         </w:rPr>
         <w:t>链接:</w:t>
       </w:r>
-      <w:hyperlink r:id="rId13">
+      <w:hyperlink r:id="rId15">
         <w:r>
           <w:rPr>
             <w:color w:val="0563C1"/>
@@ -346,7 +448,7 @@
         </w:rPr>
         <w:t>链接:</w:t>
       </w:r>
-      <w:hyperlink r:id="rId14">
+      <w:hyperlink r:id="rId16">
         <w:r>
           <w:rPr>
             <w:color w:val="0563C1"/>
@@ -397,7 +499,7 @@
         </w:rPr>
         <w:t>链接:</w:t>
       </w:r>
-      <w:hyperlink r:id="rId15">
+      <w:hyperlink r:id="rId17">
         <w:r>
           <w:rPr>
             <w:color w:val="0563C1"/>
@@ -448,7 +550,7 @@
         </w:rPr>
         <w:t>链接:</w:t>
       </w:r>
-      <w:hyperlink r:id="rId16">
+      <w:hyperlink r:id="rId18">
         <w:r>
           <w:rPr>
             <w:color w:val="0563C1"/>
@@ -499,7 +601,7 @@
         </w:rPr>
         <w:t>链接:</w:t>
       </w:r>
-      <w:hyperlink r:id="rId17">
+      <w:hyperlink r:id="rId19">
         <w:r>
           <w:rPr>
             <w:color w:val="0563C1"/>
@@ -550,7 +652,7 @@
         </w:rPr>
         <w:t>链接:</w:t>
       </w:r>
-      <w:hyperlink r:id="rId18">
+      <w:hyperlink r:id="rId20">
         <w:r>
           <w:rPr>
             <w:color w:val="0563C1"/>
@@ -601,7 +703,7 @@
         </w:rPr>
         <w:t>链接:</w:t>
       </w:r>
-      <w:hyperlink r:id="rId19">
+      <w:hyperlink r:id="rId21">
         <w:r>
           <w:rPr>
             <w:color w:val="0563C1"/>
@@ -652,7 +754,7 @@
         </w:rPr>
         <w:t>链接:</w:t>
       </w:r>
-      <w:hyperlink r:id="rId20">
+      <w:hyperlink r:id="rId22">
         <w:r>
           <w:rPr>
             <w:color w:val="0563C1"/>
@@ -715,7 +817,7 @@
         </w:rPr>
         <w:t>链接:</w:t>
       </w:r>
-      <w:hyperlink r:id="rId21">
+      <w:hyperlink r:id="rId23">
         <w:r>
           <w:rPr>
             <w:color w:val="0563C1"/>
@@ -766,64 +868,13 @@
         </w:rPr>
         <w:t>链接:</w:t>
       </w:r>
-      <w:hyperlink r:id="rId22">
+      <w:hyperlink r:id="rId24">
         <w:r>
           <w:rPr>
             <w:color w:val="0563C1"/>
             <w:u w:val="single"/>
           </w:rPr>
           <w:t>GPT-6 Astra on robot arms</w:t>
-        </w:r>
-      </w:hyperlink>
-    </w:p>
-    <w:p>
-      <w:pPr>
-        <w:pStyle w:val="Heading3"/>
-      </w:pPr>
-      <w:r>
-        <w:rPr>
-          <w:rFonts w:ascii="Times New Roman" w:hAnsi="Times New Roman" w:eastAsia="黑体"/>
-          <w:b w:val="0"/>
-          <w:color w:val="888888"/>
-          <w:sz w:val="24"/>
-        </w:rPr>
-        <w:t>【C级·参考】</w:t>
-      </w:r>
-      <w:r>
-        <w:rPr>
-          <w:rFonts w:ascii="Times New Roman" w:hAnsi="Times New Roman" w:eastAsia="黑体"/>
-          <w:b w:val="0"/>
-          <w:color w:val="888888"/>
-          <w:sz w:val="24"/>
-        </w:rPr>
-        <w:t>特斯拉：预计将于下月实现 Robotaxi 自动驾驶无人出租车 24 小时全天候运营</w:t>
-      </w:r>
-    </w:p>
-    <w:p>
-      <w:r>
-        <w:rPr>
-          <w:rFonts w:ascii="Times New Roman" w:hAnsi="Times New Roman" w:eastAsia="宋体"/>
-          <w:color w:val="888888"/>
-          <w:sz w:val="18"/>
-        </w:rPr>
-        <w:t>来源:IT之家 | 时间:09-06 07:14</w:t>
-      </w:r>
-    </w:p>
-    <w:p>
-      <w:r>
-        <w:rPr>
-          <w:rFonts w:ascii="Times New Roman" w:hAnsi="Times New Roman" w:eastAsia="宋体"/>
-          <w:sz w:val="18"/>
-        </w:rPr>
-        <w:t>链接:</w:t>
-      </w:r>
-      <w:hyperlink r:id="rId23">
-        <w:r>
-          <w:rPr>
-            <w:color w:val="0563C1"/>
-            <w:u w:val="single"/>
-          </w:rPr>
-          <w:t>特斯拉：预计将于下月实现 Robotaxi 自动驾驶无人出租车 24 小时全天候运营</w:t>
         </w:r>
       </w:hyperlink>
     </w:p>
@@ -897,7 +948,7 @@
         </w:rPr>
         <w:t>链接:</w:t>
       </w:r>
-      <w:hyperlink r:id="rId24">
+      <w:hyperlink r:id="rId25">
         <w:r>
           <w:rPr>
             <w:color w:val="0563C1"/>
@@ -960,7 +1011,7 @@
         </w:rPr>
         <w:t>链接:</w:t>
       </w:r>
-      <w:hyperlink r:id="rId25">
+      <w:hyperlink r:id="rId26">
         <w:r>
           <w:rPr>
             <w:color w:val="0563C1"/>
@@ -1011,7 +1062,7 @@
         </w:rPr>
         <w:t>链接:</w:t>
       </w:r>
-      <w:hyperlink r:id="rId26">
+      <w:hyperlink r:id="rId27">
         <w:r>
           <w:rPr>
             <w:color w:val="0563C1"/>
@@ -1062,7 +1113,7 @@
         </w:rPr>
         <w:t>链接:</w:t>
       </w:r>
-      <w:hyperlink r:id="rId27">
+      <w:hyperlink r:id="rId28">
         <w:r>
           <w:rPr>
             <w:color w:val="0563C1"/>
@@ -1113,7 +1164,7 @@
         </w:rPr>
         <w:t>链接:</w:t>
       </w:r>
-      <w:hyperlink r:id="rId28">
+      <w:hyperlink r:id="rId29">
         <w:r>
           <w:rPr>
             <w:color w:val="0563C1"/>
@@ -1164,64 +1215,13 @@
         </w:rPr>
         <w:t>链接:</w:t>
       </w:r>
-      <w:hyperlink r:id="rId29">
+      <w:hyperlink r:id="rId30">
         <w:r>
           <w:rPr>
             <w:color w:val="0563C1"/>
             <w:u w:val="single"/>
           </w:rPr>
           <w:t>消息称微软 XGPU“每月 15 小时云游戏限制”新规为精心设计，系业务“盈亏平衡点”</w:t>
-        </w:r>
-      </w:hyperlink>
-    </w:p>
-    <w:p>
-      <w:pPr>
-        <w:pStyle w:val="Heading3"/>
-      </w:pPr>
-      <w:r>
-        <w:rPr>
-          <w:rFonts w:ascii="Times New Roman" w:hAnsi="Times New Roman" w:eastAsia="黑体"/>
-          <w:b w:val="0"/>
-          <w:color w:val="888888"/>
-          <w:sz w:val="24"/>
-        </w:rPr>
-        <w:t>【C级·参考】</w:t>
-      </w:r>
-      <w:r>
-        <w:rPr>
-          <w:rFonts w:ascii="Times New Roman" w:hAnsi="Times New Roman" w:eastAsia="黑体"/>
-          <w:b w:val="0"/>
-          <w:color w:val="888888"/>
-          <w:sz w:val="24"/>
-        </w:rPr>
-        <w:t>英伟达宣布在 PAX West 游戏展以官方建议零售价销售 RTX 50 系列 Founders Edition 显卡</w:t>
-      </w:r>
-    </w:p>
-    <w:p>
-      <w:r>
-        <w:rPr>
-          <w:rFonts w:ascii="Times New Roman" w:hAnsi="Times New Roman" w:eastAsia="宋体"/>
-          <w:color w:val="888888"/>
-          <w:sz w:val="18"/>
-        </w:rPr>
-        <w:t>来源:IT之家 | 时间:09-06 07:21</w:t>
-      </w:r>
-    </w:p>
-    <w:p>
-      <w:r>
-        <w:rPr>
-          <w:rFonts w:ascii="Times New Roman" w:hAnsi="Times New Roman" w:eastAsia="宋体"/>
-          <w:sz w:val="18"/>
-        </w:rPr>
-        <w:t>链接:</w:t>
-      </w:r>
-      <w:hyperlink r:id="rId30">
-        <w:r>
-          <w:rPr>
-            <w:color w:val="0563C1"/>
-            <w:u w:val="single"/>
-          </w:rPr>
-          <w:t>英伟达宣布在 PAX West 游戏展以官方建议零售价销售 RTX 50 系列 Founders Edition 显卡</w:t>
         </w:r>
       </w:hyperlink>
     </w:p>

--- a/briefings/线口监测午报-2026-09-06.docx
+++ b/briefings/线口监测午报-2026-09-06.docx
@@ -22,7 +22,7 @@
           <w:color w:val="888888"/>
           <w:sz w:val="18"/>
         </w:rPr>
-        <w:t>监测窗口:近48小时 | 生成时间:2026-09-06 13:59</w:t>
+        <w:t>监测窗口:近48小时 | 生成时间:2026-09-06 19:37</w:t>
       </w:r>
     </w:p>
     <w:p>
@@ -70,6 +70,465 @@
           <w:color w:val="888888"/>
           <w:sz w:val="24"/>
         </w:rPr>
+        <w:t>微软借力 AI 重塑 Win11 应用生态：30 分钟即可生成 WinUI 原生应用</w:t>
+      </w:r>
+    </w:p>
+    <w:p>
+      <w:r>
+        <w:rPr>
+          <w:rFonts w:ascii="Times New Roman" w:hAnsi="Times New Roman" w:eastAsia="宋体"/>
+          <w:color w:val="888888"/>
+          <w:sz w:val="18"/>
+        </w:rPr>
+        <w:t>来源:IT之家 | 时间:09-06 19:17</w:t>
+      </w:r>
+    </w:p>
+    <w:p>
+      <w:r>
+        <w:rPr>
+          <w:rFonts w:ascii="Times New Roman" w:hAnsi="Times New Roman" w:eastAsia="宋体"/>
+          <w:sz w:val="18"/>
+        </w:rPr>
+        <w:t>链接:</w:t>
+      </w:r>
+      <w:hyperlink r:id="rId9">
+        <w:r>
+          <w:rPr>
+            <w:color w:val="0563C1"/>
+            <w:u w:val="single"/>
+          </w:rPr>
+          <w:t>微软借力 AI 重塑 Win11 应用生态：30 分钟即可生成 WinUI 原生应用</w:t>
+        </w:r>
+      </w:hyperlink>
+    </w:p>
+    <w:p>
+      <w:pPr>
+        <w:pStyle w:val="Heading3"/>
+      </w:pPr>
+      <w:r>
+        <w:rPr>
+          <w:rFonts w:ascii="Times New Roman" w:hAnsi="Times New Roman" w:eastAsia="黑体"/>
+          <w:b w:val="0"/>
+          <w:color w:val="888888"/>
+          <w:sz w:val="24"/>
+        </w:rPr>
+        <w:t>【C级·参考】</w:t>
+      </w:r>
+      <w:r>
+        <w:rPr>
+          <w:rFonts w:ascii="Times New Roman" w:hAnsi="Times New Roman" w:eastAsia="黑体"/>
+          <w:b w:val="0"/>
+          <w:color w:val="888888"/>
+          <w:sz w:val="24"/>
+        </w:rPr>
+        <w:t>微软重塑 Win11 AI 战略：“无计量智能”将让更多 AI 在 PC 本地运行</w:t>
+      </w:r>
+    </w:p>
+    <w:p>
+      <w:r>
+        <w:rPr>
+          <w:rFonts w:ascii="Times New Roman" w:hAnsi="Times New Roman" w:eastAsia="宋体"/>
+          <w:color w:val="888888"/>
+          <w:sz w:val="18"/>
+        </w:rPr>
+        <w:t>来源:IT之家 | 时间:09-06 18:51</w:t>
+      </w:r>
+    </w:p>
+    <w:p>
+      <w:r>
+        <w:rPr>
+          <w:rFonts w:ascii="Times New Roman" w:hAnsi="Times New Roman" w:eastAsia="宋体"/>
+          <w:sz w:val="18"/>
+        </w:rPr>
+        <w:t>链接:</w:t>
+      </w:r>
+      <w:hyperlink r:id="rId10">
+        <w:r>
+          <w:rPr>
+            <w:color w:val="0563C1"/>
+            <w:u w:val="single"/>
+          </w:rPr>
+          <w:t>微软重塑 Win11 AI 战略：“无计量智能”将让更多 AI 在 PC 本地运行</w:t>
+        </w:r>
+      </w:hyperlink>
+    </w:p>
+    <w:p>
+      <w:pPr>
+        <w:pStyle w:val="Heading3"/>
+      </w:pPr>
+      <w:r>
+        <w:rPr>
+          <w:rFonts w:ascii="Times New Roman" w:hAnsi="Times New Roman" w:eastAsia="黑体"/>
+          <w:b w:val="0"/>
+          <w:color w:val="888888"/>
+          <w:sz w:val="24"/>
+        </w:rPr>
+        <w:t>【C级·参考】</w:t>
+      </w:r>
+      <w:r>
+        <w:rPr>
+          <w:rFonts w:ascii="Times New Roman" w:hAnsi="Times New Roman" w:eastAsia="黑体"/>
+          <w:b w:val="0"/>
+          <w:color w:val="888888"/>
+          <w:sz w:val="24"/>
+        </w:rPr>
+        <w:t>加南科技预告新款屏显 AI 眼镜：整机 26g、无边框设计，计划 2027 年春季发布</w:t>
+      </w:r>
+    </w:p>
+    <w:p>
+      <w:r>
+        <w:rPr>
+          <w:rFonts w:ascii="Times New Roman" w:hAnsi="Times New Roman" w:eastAsia="宋体"/>
+          <w:color w:val="888888"/>
+          <w:sz w:val="18"/>
+        </w:rPr>
+        <w:t>来源:IT之家 | 时间:09-06 16:57</w:t>
+      </w:r>
+    </w:p>
+    <w:p>
+      <w:r>
+        <w:rPr>
+          <w:rFonts w:ascii="Times New Roman" w:hAnsi="Times New Roman" w:eastAsia="宋体"/>
+          <w:sz w:val="18"/>
+        </w:rPr>
+        <w:t>链接:</w:t>
+      </w:r>
+      <w:hyperlink r:id="rId11">
+        <w:r>
+          <w:rPr>
+            <w:color w:val="0563C1"/>
+            <w:u w:val="single"/>
+          </w:rPr>
+          <w:t>加南科技预告新款屏显 AI 眼镜：整机 26g、无边框设计，计划 2027 年春季发布</w:t>
+        </w:r>
+      </w:hyperlink>
+    </w:p>
+    <w:p>
+      <w:pPr>
+        <w:pStyle w:val="Heading3"/>
+      </w:pPr>
+      <w:r>
+        <w:rPr>
+          <w:rFonts w:ascii="Times New Roman" w:hAnsi="Times New Roman" w:eastAsia="黑体"/>
+          <w:b w:val="0"/>
+          <w:color w:val="888888"/>
+          <w:sz w:val="24"/>
+        </w:rPr>
+        <w:t>【C级·参考】</w:t>
+      </w:r>
+      <w:r>
+        <w:rPr>
+          <w:rFonts w:ascii="Times New Roman" w:hAnsi="Times New Roman" w:eastAsia="黑体"/>
+          <w:b w:val="0"/>
+          <w:color w:val="888888"/>
+          <w:sz w:val="24"/>
+        </w:rPr>
+        <w:t>全球首款 AI 智能体手机努比亚 NaviX Ultra 合作商公布：长鑫存储、三星半导体等</w:t>
+      </w:r>
+    </w:p>
+    <w:p>
+      <w:r>
+        <w:rPr>
+          <w:rFonts w:ascii="Times New Roman" w:hAnsi="Times New Roman" w:eastAsia="宋体"/>
+          <w:color w:val="888888"/>
+          <w:sz w:val="18"/>
+        </w:rPr>
+        <w:t>来源:IT之家 | 时间:09-06 16:09</w:t>
+      </w:r>
+    </w:p>
+    <w:p>
+      <w:r>
+        <w:rPr>
+          <w:rFonts w:ascii="Times New Roman" w:hAnsi="Times New Roman" w:eastAsia="宋体"/>
+          <w:sz w:val="18"/>
+        </w:rPr>
+        <w:t>链接:</w:t>
+      </w:r>
+      <w:hyperlink r:id="rId12">
+        <w:r>
+          <w:rPr>
+            <w:color w:val="0563C1"/>
+            <w:u w:val="single"/>
+          </w:rPr>
+          <w:t>全球首款 AI 智能体手机努比亚 NaviX Ultra 合作商公布：长鑫存储、三星半导体等</w:t>
+        </w:r>
+      </w:hyperlink>
+    </w:p>
+    <w:p>
+      <w:pPr>
+        <w:pStyle w:val="Heading3"/>
+      </w:pPr>
+      <w:r>
+        <w:rPr>
+          <w:rFonts w:ascii="Times New Roman" w:hAnsi="Times New Roman" w:eastAsia="黑体"/>
+          <w:b w:val="0"/>
+          <w:color w:val="888888"/>
+          <w:sz w:val="24"/>
+        </w:rPr>
+        <w:t>【C级·参考】</w:t>
+      </w:r>
+      <w:r>
+        <w:rPr>
+          <w:rFonts w:ascii="Times New Roman" w:hAnsi="Times New Roman" w:eastAsia="黑体"/>
+          <w:b w:val="0"/>
+          <w:color w:val="888888"/>
+          <w:sz w:val="24"/>
+        </w:rPr>
+        <w:t>AI 短剧制作价格大跳水：部分报价逼近成本线，行业竞争转向拼内容、拼市场</w:t>
+      </w:r>
+    </w:p>
+    <w:p>
+      <w:r>
+        <w:rPr>
+          <w:rFonts w:ascii="Times New Roman" w:hAnsi="Times New Roman" w:eastAsia="宋体"/>
+          <w:color w:val="888888"/>
+          <w:sz w:val="18"/>
+        </w:rPr>
+        <w:t>来源:IT之家 | 时间:09-06 15:44</w:t>
+      </w:r>
+    </w:p>
+    <w:p>
+      <w:r>
+        <w:rPr>
+          <w:rFonts w:ascii="Times New Roman" w:hAnsi="Times New Roman" w:eastAsia="宋体"/>
+          <w:sz w:val="18"/>
+        </w:rPr>
+        <w:t>链接:</w:t>
+      </w:r>
+      <w:hyperlink r:id="rId13">
+        <w:r>
+          <w:rPr>
+            <w:color w:val="0563C1"/>
+            <w:u w:val="single"/>
+          </w:rPr>
+          <w:t>AI 短剧制作价格大跳水：部分报价逼近成本线，行业竞争转向拼内容、拼市场</w:t>
+        </w:r>
+      </w:hyperlink>
+    </w:p>
+    <w:p>
+      <w:pPr>
+        <w:pStyle w:val="Heading3"/>
+      </w:pPr>
+      <w:r>
+        <w:rPr>
+          <w:rFonts w:ascii="Times New Roman" w:hAnsi="Times New Roman" w:eastAsia="黑体"/>
+          <w:b w:val="0"/>
+          <w:color w:val="888888"/>
+          <w:sz w:val="24"/>
+        </w:rPr>
+        <w:t>【C级·参考】</w:t>
+      </w:r>
+      <w:r>
+        <w:rPr>
+          <w:rFonts w:ascii="Times New Roman" w:hAnsi="Times New Roman" w:eastAsia="黑体"/>
+          <w:b w:val="0"/>
+          <w:color w:val="888888"/>
+          <w:sz w:val="24"/>
+        </w:rPr>
+        <w:t>国内首款 AI 辅助创新药艾普司韦获批上市</w:t>
+      </w:r>
+    </w:p>
+    <w:p>
+      <w:r>
+        <w:rPr>
+          <w:rFonts w:ascii="Times New Roman" w:hAnsi="Times New Roman" w:eastAsia="宋体"/>
+          <w:color w:val="888888"/>
+          <w:sz w:val="18"/>
+        </w:rPr>
+        <w:t>来源:IT之家 | 时间:09-06 15:14</w:t>
+      </w:r>
+    </w:p>
+    <w:p>
+      <w:r>
+        <w:rPr>
+          <w:rFonts w:ascii="Times New Roman" w:hAnsi="Times New Roman" w:eastAsia="宋体"/>
+          <w:sz w:val="18"/>
+        </w:rPr>
+        <w:t>链接:</w:t>
+      </w:r>
+      <w:hyperlink r:id="rId14">
+        <w:r>
+          <w:rPr>
+            <w:color w:val="0563C1"/>
+            <w:u w:val="single"/>
+          </w:rPr>
+          <w:t>国内首款 AI 辅助创新药艾普司韦获批上市</w:t>
+        </w:r>
+      </w:hyperlink>
+    </w:p>
+    <w:p>
+      <w:pPr>
+        <w:pStyle w:val="Heading3"/>
+      </w:pPr>
+      <w:r>
+        <w:rPr>
+          <w:rFonts w:ascii="Times New Roman" w:hAnsi="Times New Roman" w:eastAsia="黑体"/>
+          <w:b w:val="0"/>
+          <w:color w:val="888888"/>
+          <w:sz w:val="24"/>
+        </w:rPr>
+        <w:t>【C级·参考】</w:t>
+      </w:r>
+      <w:r>
+        <w:rPr>
+          <w:rFonts w:ascii="Times New Roman" w:hAnsi="Times New Roman" w:eastAsia="黑体"/>
+          <w:b w:val="0"/>
+          <w:color w:val="888888"/>
+          <w:sz w:val="24"/>
+        </w:rPr>
+        <w:t>OpenAI 应用研究主管谈空间推理，称 Astra 模型已补上人类少数优势</w:t>
+      </w:r>
+    </w:p>
+    <w:p>
+      <w:r>
+        <w:rPr>
+          <w:rFonts w:ascii="Times New Roman" w:hAnsi="Times New Roman" w:eastAsia="宋体"/>
+          <w:color w:val="888888"/>
+          <w:sz w:val="18"/>
+        </w:rPr>
+        <w:t>来源:IT之家 | 时间:09-06 15:12</w:t>
+      </w:r>
+    </w:p>
+    <w:p>
+      <w:r>
+        <w:rPr>
+          <w:rFonts w:ascii="Times New Roman" w:hAnsi="Times New Roman" w:eastAsia="宋体"/>
+          <w:sz w:val="18"/>
+        </w:rPr>
+        <w:t>链接:</w:t>
+      </w:r>
+      <w:hyperlink r:id="rId15">
+        <w:r>
+          <w:rPr>
+            <w:color w:val="0563C1"/>
+            <w:u w:val="single"/>
+          </w:rPr>
+          <w:t>OpenAI 应用研究主管谈空间推理，称 Astra 模型已补上人类少数优势</w:t>
+        </w:r>
+      </w:hyperlink>
+    </w:p>
+    <w:p>
+      <w:pPr>
+        <w:pStyle w:val="Heading3"/>
+      </w:pPr>
+      <w:r>
+        <w:rPr>
+          <w:rFonts w:ascii="Times New Roman" w:hAnsi="Times New Roman" w:eastAsia="黑体"/>
+          <w:b w:val="0"/>
+          <w:color w:val="888888"/>
+          <w:sz w:val="24"/>
+        </w:rPr>
+        <w:t>【C级·参考】</w:t>
+      </w:r>
+      <w:r>
+        <w:rPr>
+          <w:rFonts w:ascii="Times New Roman" w:hAnsi="Times New Roman" w:eastAsia="黑体"/>
+          <w:b w:val="0"/>
+          <w:color w:val="888888"/>
+          <w:sz w:val="24"/>
+        </w:rPr>
+        <w:t>58 同城姚劲波：企业家必须亲自驾驭 AI，转型不能假手他人</w:t>
+      </w:r>
+    </w:p>
+    <w:p>
+      <w:r>
+        <w:rPr>
+          <w:rFonts w:ascii="Times New Roman" w:hAnsi="Times New Roman" w:eastAsia="宋体"/>
+          <w:color w:val="888888"/>
+          <w:sz w:val="18"/>
+        </w:rPr>
+        <w:t>来源:IT之家 | 时间:09-06 14:53</w:t>
+      </w:r>
+    </w:p>
+    <w:p>
+      <w:r>
+        <w:rPr>
+          <w:rFonts w:ascii="Times New Roman" w:hAnsi="Times New Roman" w:eastAsia="宋体"/>
+          <w:sz w:val="18"/>
+        </w:rPr>
+        <w:t>链接:</w:t>
+      </w:r>
+      <w:hyperlink r:id="rId16">
+        <w:r>
+          <w:rPr>
+            <w:color w:val="0563C1"/>
+            <w:u w:val="single"/>
+          </w:rPr>
+          <w:t>58 同城姚劲波：企业家必须亲自驾驭 AI，转型不能假手他人</w:t>
+        </w:r>
+      </w:hyperlink>
+    </w:p>
+    <w:p>
+      <w:pPr>
+        <w:pStyle w:val="Heading3"/>
+      </w:pPr>
+      <w:r>
+        <w:rPr>
+          <w:rFonts w:ascii="Times New Roman" w:hAnsi="Times New Roman" w:eastAsia="黑体"/>
+          <w:b w:val="0"/>
+          <w:color w:val="888888"/>
+          <w:sz w:val="24"/>
+        </w:rPr>
+        <w:t>【C级·参考】</w:t>
+      </w:r>
+      <w:r>
+        <w:rPr>
+          <w:rFonts w:ascii="Times New Roman" w:hAnsi="Times New Roman" w:eastAsia="黑体"/>
+          <w:b w:val="0"/>
+          <w:color w:val="888888"/>
+          <w:sz w:val="24"/>
+        </w:rPr>
+        <w:t>OpenAI 多次修改 GPT-6 Astra 基准测试数据，部分成绩一度大幅变化</w:t>
+      </w:r>
+    </w:p>
+    <w:p>
+      <w:r>
+        <w:rPr>
+          <w:rFonts w:ascii="Times New Roman" w:hAnsi="Times New Roman" w:eastAsia="宋体"/>
+          <w:color w:val="888888"/>
+          <w:sz w:val="18"/>
+        </w:rPr>
+        <w:t>来源:IT之家 | 时间:09-06 14:46</w:t>
+      </w:r>
+    </w:p>
+    <w:p>
+      <w:r>
+        <w:rPr>
+          <w:rFonts w:ascii="Times New Roman" w:hAnsi="Times New Roman" w:eastAsia="宋体"/>
+          <w:sz w:val="18"/>
+        </w:rPr>
+        <w:t>链接:</w:t>
+      </w:r>
+      <w:hyperlink r:id="rId17">
+        <w:r>
+          <w:rPr>
+            <w:color w:val="0563C1"/>
+            <w:u w:val="single"/>
+          </w:rPr>
+          <w:t>OpenAI 多次修改 GPT-6 Astra 基准测试数据，部分成绩一度大幅变化</w:t>
+        </w:r>
+      </w:hyperlink>
+    </w:p>
+    <w:p>
+      <w:pPr>
+        <w:pStyle w:val="Heading3"/>
+      </w:pPr>
+      <w:r>
+        <w:rPr>
+          <w:rFonts w:ascii="Times New Roman" w:hAnsi="Times New Roman" w:eastAsia="黑体"/>
+          <w:b w:val="0"/>
+          <w:color w:val="888888"/>
+          <w:sz w:val="24"/>
+        </w:rPr>
+        <w:t>【C级·参考】</w:t>
+      </w:r>
+      <w:r>
+        <w:rPr>
+          <w:rFonts w:ascii="Times New Roman" w:hAnsi="Times New Roman" w:eastAsia="黑体"/>
+          <w:b w:val="0"/>
+          <w:color w:val="888888"/>
+          <w:sz w:val="24"/>
+        </w:rPr>
         <w:t>“随时能问、随手可查”的反诈智能助手“国家反诈 AI”App 上线，微信、支付宝小程序也同步开放</w:t>
       </w:r>
     </w:p>
@@ -91,7 +550,7 @@
         </w:rPr>
         <w:t>链接:</w:t>
       </w:r>
-      <w:hyperlink r:id="rId9">
+      <w:hyperlink r:id="rId18">
         <w:r>
           <w:rPr>
             <w:color w:val="0563C1"/>
@@ -142,268 +601,13 @@
         </w:rPr>
         <w:t>链接:</w:t>
       </w:r>
-      <w:hyperlink r:id="rId10">
+      <w:hyperlink r:id="rId19">
         <w:r>
           <w:rPr>
             <w:color w:val="0563C1"/>
             <w:u w:val="single"/>
           </w:rPr>
           <w:t>B站首届 AI 创造公开赛收官，《猫娘计划 Project N.E.K.O.》获得一等奖拿下百万奖金</w:t>
-        </w:r>
-      </w:hyperlink>
-    </w:p>
-    <w:p>
-      <w:pPr>
-        <w:pStyle w:val="Heading3"/>
-      </w:pPr>
-      <w:r>
-        <w:rPr>
-          <w:rFonts w:ascii="Times New Roman" w:hAnsi="Times New Roman" w:eastAsia="黑体"/>
-          <w:b w:val="0"/>
-          <w:color w:val="888888"/>
-          <w:sz w:val="24"/>
-        </w:rPr>
-        <w:t>【C级·参考】</w:t>
-      </w:r>
-      <w:r>
-        <w:rPr>
-          <w:rFonts w:ascii="Times New Roman" w:hAnsi="Times New Roman" w:eastAsia="黑体"/>
-          <w:b w:val="0"/>
-          <w:color w:val="888888"/>
-          <w:sz w:val="24"/>
-        </w:rPr>
-        <w:t>开源安卓应用商店 F-Droid 考虑效仿 Debian AI 政策：允许使用 AI，最终责任由贡献者承担</w:t>
-      </w:r>
-    </w:p>
-    <w:p>
-      <w:r>
-        <w:rPr>
-          <w:rFonts w:ascii="Times New Roman" w:hAnsi="Times New Roman" w:eastAsia="宋体"/>
-          <w:color w:val="888888"/>
-          <w:sz w:val="18"/>
-        </w:rPr>
-        <w:t>来源:IT之家 | 时间:09-06 10:31</w:t>
-      </w:r>
-    </w:p>
-    <w:p>
-      <w:r>
-        <w:rPr>
-          <w:rFonts w:ascii="Times New Roman" w:hAnsi="Times New Roman" w:eastAsia="宋体"/>
-          <w:sz w:val="18"/>
-        </w:rPr>
-        <w:t>链接:</w:t>
-      </w:r>
-      <w:hyperlink r:id="rId11">
-        <w:r>
-          <w:rPr>
-            <w:color w:val="0563C1"/>
-            <w:u w:val="single"/>
-          </w:rPr>
-          <w:t>开源安卓应用商店 F-Droid 考虑效仿 Debian AI 政策：允许使用 AI，最终责任由贡献者承担</w:t>
-        </w:r>
-      </w:hyperlink>
-    </w:p>
-    <w:p>
-      <w:pPr>
-        <w:pStyle w:val="Heading3"/>
-      </w:pPr>
-      <w:r>
-        <w:rPr>
-          <w:rFonts w:ascii="Times New Roman" w:hAnsi="Times New Roman" w:eastAsia="黑体"/>
-          <w:b w:val="0"/>
-          <w:color w:val="888888"/>
-          <w:sz w:val="24"/>
-        </w:rPr>
-        <w:t>【C级·参考】</w:t>
-      </w:r>
-      <w:r>
-        <w:rPr>
-          <w:rFonts w:ascii="Times New Roman" w:hAnsi="Times New Roman" w:eastAsia="黑体"/>
-          <w:b w:val="0"/>
-          <w:color w:val="888888"/>
-          <w:sz w:val="24"/>
-        </w:rPr>
-        <w:t>绿联发布家庭 AIoT 中枢 HomeAgent，至高可选 Jetson Thor T5000</w:t>
-      </w:r>
-    </w:p>
-    <w:p>
-      <w:r>
-        <w:rPr>
-          <w:rFonts w:ascii="Times New Roman" w:hAnsi="Times New Roman" w:eastAsia="宋体"/>
-          <w:color w:val="888888"/>
-          <w:sz w:val="18"/>
-        </w:rPr>
-        <w:t>来源:IT之家 | 时间:09-06 09:11</w:t>
-      </w:r>
-    </w:p>
-    <w:p>
-      <w:r>
-        <w:rPr>
-          <w:rFonts w:ascii="Times New Roman" w:hAnsi="Times New Roman" w:eastAsia="宋体"/>
-          <w:sz w:val="18"/>
-        </w:rPr>
-        <w:t>链接:</w:t>
-      </w:r>
-      <w:hyperlink r:id="rId12">
-        <w:r>
-          <w:rPr>
-            <w:color w:val="0563C1"/>
-            <w:u w:val="single"/>
-          </w:rPr>
-          <w:t>绿联发布家庭 AIoT 中枢 HomeAgent，至高可选 Jetson Thor T5000</w:t>
-        </w:r>
-      </w:hyperlink>
-    </w:p>
-    <w:p>
-      <w:pPr>
-        <w:pStyle w:val="Heading3"/>
-      </w:pPr>
-      <w:r>
-        <w:rPr>
-          <w:rFonts w:ascii="Times New Roman" w:hAnsi="Times New Roman" w:eastAsia="黑体"/>
-          <w:b w:val="0"/>
-          <w:color w:val="888888"/>
-          <w:sz w:val="24"/>
-        </w:rPr>
-        <w:t>【C级·参考】</w:t>
-      </w:r>
-      <w:r>
-        <w:rPr>
-          <w:rFonts w:ascii="Times New Roman" w:hAnsi="Times New Roman" w:eastAsia="黑体"/>
-          <w:b w:val="0"/>
-          <w:color w:val="888888"/>
-          <w:sz w:val="24"/>
-        </w:rPr>
-        <w:t>联通反诈大模型揪出涉诈 VOIP 黑盒，如有可疑人员不请自来“维修网络”要警惕</w:t>
-      </w:r>
-    </w:p>
-    <w:p>
-      <w:r>
-        <w:rPr>
-          <w:rFonts w:ascii="Times New Roman" w:hAnsi="Times New Roman" w:eastAsia="宋体"/>
-          <w:color w:val="888888"/>
-          <w:sz w:val="18"/>
-        </w:rPr>
-        <w:t>来源:IT之家 | 时间:09-06 09:03</w:t>
-      </w:r>
-    </w:p>
-    <w:p>
-      <w:r>
-        <w:rPr>
-          <w:rFonts w:ascii="Times New Roman" w:hAnsi="Times New Roman" w:eastAsia="宋体"/>
-          <w:sz w:val="18"/>
-        </w:rPr>
-        <w:t>链接:</w:t>
-      </w:r>
-      <w:hyperlink r:id="rId13">
-        <w:r>
-          <w:rPr>
-            <w:color w:val="0563C1"/>
-            <w:u w:val="single"/>
-          </w:rPr>
-          <w:t>联通反诈大模型揪出涉诈 VOIP 黑盒，如有可疑人员不请自来“维修网络”要警惕</w:t>
-        </w:r>
-      </w:hyperlink>
-    </w:p>
-    <w:p>
-      <w:pPr>
-        <w:pStyle w:val="Heading3"/>
-      </w:pPr>
-      <w:r>
-        <w:rPr>
-          <w:rFonts w:ascii="Times New Roman" w:hAnsi="Times New Roman" w:eastAsia="黑体"/>
-          <w:b w:val="0"/>
-          <w:color w:val="888888"/>
-          <w:sz w:val="24"/>
-        </w:rPr>
-        <w:t>【C级·参考】</w:t>
-      </w:r>
-      <w:r>
-        <w:rPr>
-          <w:rFonts w:ascii="Times New Roman" w:hAnsi="Times New Roman" w:eastAsia="黑体"/>
-          <w:b w:val="0"/>
-          <w:color w:val="888888"/>
-          <w:sz w:val="24"/>
-        </w:rPr>
-        <w:t>IT早报 0906：苹果 iPhone 18 Pro / Ultra 机模再曝光；曝华为新机防窥屏为独立像素驱动；Kimi、MiniMax 将天猫开店；全球首款家用 Wi-Fi8 路由器上市...</w:t>
-      </w:r>
-    </w:p>
-    <w:p>
-      <w:r>
-        <w:rPr>
-          <w:rFonts w:ascii="Times New Roman" w:hAnsi="Times New Roman" w:eastAsia="宋体"/>
-          <w:color w:val="888888"/>
-          <w:sz w:val="18"/>
-        </w:rPr>
-        <w:t>来源:IT之家 | 时间:09-06 07:46</w:t>
-      </w:r>
-    </w:p>
-    <w:p>
-      <w:r>
-        <w:rPr>
-          <w:rFonts w:ascii="Times New Roman" w:hAnsi="Times New Roman" w:eastAsia="宋体"/>
-          <w:sz w:val="18"/>
-        </w:rPr>
-        <w:t>链接:</w:t>
-      </w:r>
-      <w:hyperlink r:id="rId14">
-        <w:r>
-          <w:rPr>
-            <w:color w:val="0563C1"/>
-            <w:u w:val="single"/>
-          </w:rPr>
-          <w:t>IT早报 0906：苹果 iPhone 18 Pro / Ultra 机模再曝光；曝华为新机防窥屏为独立像素驱动；Kimi、MiniMax 将天猫开店；全球首款家用 Wi-Fi8 路由器上市...</w:t>
-        </w:r>
-      </w:hyperlink>
-    </w:p>
-    <w:p>
-      <w:pPr>
-        <w:pStyle w:val="Heading3"/>
-      </w:pPr>
-      <w:r>
-        <w:rPr>
-          <w:rFonts w:ascii="Times New Roman" w:hAnsi="Times New Roman" w:eastAsia="黑体"/>
-          <w:b w:val="0"/>
-          <w:color w:val="888888"/>
-          <w:sz w:val="24"/>
-        </w:rPr>
-        <w:t>【C级·参考】</w:t>
-      </w:r>
-      <w:r>
-        <w:rPr>
-          <w:rFonts w:ascii="Times New Roman" w:hAnsi="Times New Roman" w:eastAsia="黑体"/>
-          <w:b w:val="0"/>
-          <w:color w:val="888888"/>
-          <w:sz w:val="24"/>
-        </w:rPr>
-        <w:t>OpenAI 将建立全新框架，承诺未来将更加透明地披露 AI 智能体失控情况</w:t>
-      </w:r>
-    </w:p>
-    <w:p>
-      <w:r>
-        <w:rPr>
-          <w:rFonts w:ascii="Times New Roman" w:hAnsi="Times New Roman" w:eastAsia="宋体"/>
-          <w:color w:val="888888"/>
-          <w:sz w:val="18"/>
-        </w:rPr>
-        <w:t>来源:IT之家 | 时间:09-06 07:43</w:t>
-      </w:r>
-    </w:p>
-    <w:p>
-      <w:r>
-        <w:rPr>
-          <w:rFonts w:ascii="Times New Roman" w:hAnsi="Times New Roman" w:eastAsia="宋体"/>
-          <w:sz w:val="18"/>
-        </w:rPr>
-        <w:t>链接:</w:t>
-      </w:r>
-      <w:hyperlink r:id="rId15">
-        <w:r>
-          <w:rPr>
-            <w:color w:val="0563C1"/>
-            <w:u w:val="single"/>
-          </w:rPr>
-          <w:t>OpenAI 将建立全新框架，承诺未来将更加透明地披露 AI 智能体失控情况</w:t>
         </w:r>
       </w:hyperlink>
     </w:p>
@@ -448,7 +652,7 @@
         </w:rPr>
         <w:t>链接:</w:t>
       </w:r>
-      <w:hyperlink r:id="rId16">
+      <w:hyperlink r:id="rId20">
         <w:r>
           <w:rPr>
             <w:color w:val="0563C1"/>
@@ -499,7 +703,7 @@
         </w:rPr>
         <w:t>链接:</w:t>
       </w:r>
-      <w:hyperlink r:id="rId17">
+      <w:hyperlink r:id="rId21">
         <w:r>
           <w:rPr>
             <w:color w:val="0563C1"/>
@@ -550,13 +754,64 @@
         </w:rPr>
         <w:t>链接:</w:t>
       </w:r>
-      <w:hyperlink r:id="rId18">
+      <w:hyperlink r:id="rId22">
         <w:r>
           <w:rPr>
             <w:color w:val="0563C1"/>
             <w:u w:val="single"/>
           </w:rPr>
           <w:t>Visualizing Rust's Vtables: How dyn Trait Works In Memory</w:t>
+        </w:r>
+      </w:hyperlink>
+    </w:p>
+    <w:p>
+      <w:pPr>
+        <w:pStyle w:val="Heading3"/>
+      </w:pPr>
+      <w:r>
+        <w:rPr>
+          <w:rFonts w:ascii="Times New Roman" w:hAnsi="Times New Roman" w:eastAsia="黑体"/>
+          <w:b w:val="0"/>
+          <w:color w:val="888888"/>
+          <w:sz w:val="24"/>
+        </w:rPr>
+        <w:t>【C级·参考】</w:t>
+      </w:r>
+      <w:r>
+        <w:rPr>
+          <w:rFonts w:ascii="Times New Roman" w:hAnsi="Times New Roman" w:eastAsia="黑体"/>
+          <w:b w:val="0"/>
+          <w:color w:val="888888"/>
+          <w:sz w:val="24"/>
+        </w:rPr>
+        <w:t>HTC黄昭颖谈业务转型：手机创新遇瓶颈，资源聚焦AI眼镜赛道</w:t>
+      </w:r>
+    </w:p>
+    <w:p>
+      <w:r>
+        <w:rPr>
+          <w:rFonts w:ascii="Times New Roman" w:hAnsi="Times New Roman" w:eastAsia="宋体"/>
+          <w:color w:val="888888"/>
+          <w:sz w:val="18"/>
+        </w:rPr>
+        <w:t>来源:Bing新闻 | 时间:09-05 20:55</w:t>
+      </w:r>
+    </w:p>
+    <w:p>
+      <w:r>
+        <w:rPr>
+          <w:rFonts w:ascii="Times New Roman" w:hAnsi="Times New Roman" w:eastAsia="宋体"/>
+          <w:sz w:val="18"/>
+        </w:rPr>
+        <w:t>链接:</w:t>
+      </w:r>
+      <w:hyperlink r:id="rId23">
+        <w:r>
+          <w:rPr>
+            <w:color w:val="0563C1"/>
+            <w:u w:val="single"/>
+          </w:rPr>
+          <w:t>HTC黄昭颖谈业务转型：手机创新遇瓶颈，资源聚焦AI眼镜赛道</w:t>
         </w:r>
       </w:hyperlink>
     </w:p>
@@ -601,7 +856,7 @@
         </w:rPr>
         <w:t>链接:</w:t>
       </w:r>
-      <w:hyperlink r:id="rId19">
+      <w:hyperlink r:id="rId24">
         <w:r>
           <w:rPr>
             <w:color w:val="0563C1"/>
@@ -631,7 +886,7 @@
           <w:color w:val="888888"/>
           <w:sz w:val="24"/>
         </w:rPr>
-        <w:t>Can AI design circuit boards yet?</w:t>
+        <w:t>乐奇Rokid × 腾讯WorkBuddy联名发布AI眼镜 共创Agent新生态</w:t>
       </w:r>
     </w:p>
     <w:p>
@@ -641,7 +896,7 @@
           <w:color w:val="888888"/>
           <w:sz w:val="18"/>
         </w:rPr>
-        <w:t>来源:Hacker News | 时间:09-05 03:48</w:t>
+        <w:t>来源:Bing新闻 | 时间:09-05 10:08</w:t>
       </w:r>
     </w:p>
     <w:p>
@@ -652,13 +907,13 @@
         </w:rPr>
         <w:t>链接:</w:t>
       </w:r>
-      <w:hyperlink r:id="rId20">
+      <w:hyperlink r:id="rId25">
         <w:r>
           <w:rPr>
             <w:color w:val="0563C1"/>
             <w:u w:val="single"/>
           </w:rPr>
-          <w:t>Can AI design circuit boards yet?</w:t>
+          <w:t>乐奇Rokid × 腾讯WorkBuddy联名发布AI眼镜 共创Agent新生态</w:t>
         </w:r>
       </w:hyperlink>
     </w:p>
@@ -703,7 +958,7 @@
         </w:rPr>
         <w:t>链接:</w:t>
       </w:r>
-      <w:hyperlink r:id="rId21">
+      <w:hyperlink r:id="rId26">
         <w:r>
           <w:rPr>
             <w:color w:val="0563C1"/>
@@ -754,7 +1009,7 @@
         </w:rPr>
         <w:t>链接:</w:t>
       </w:r>
-      <w:hyperlink r:id="rId22">
+      <w:hyperlink r:id="rId27">
         <w:r>
           <w:rPr>
             <w:color w:val="0563C1"/>
@@ -796,7 +1051,7 @@
           <w:color w:val="888888"/>
           <w:sz w:val="24"/>
         </w:rPr>
-        <w:t>无界动力 CEO 张玉峰预判：具身智能 5 年后有望对标成年人劳动能力</w:t>
+        <w:t>能识别花蕊、授粉、采集，我国智能育种机器人“吉儿”发布具身智能版本</w:t>
       </w:r>
     </w:p>
     <w:p>
@@ -806,7 +1061,7 @@
           <w:color w:val="888888"/>
           <w:sz w:val="18"/>
         </w:rPr>
-        <w:t>来源:IT之家 | 时间:09-06 10:55</w:t>
+        <w:t>来源:IT之家 | 时间:09-06 17:30</w:t>
       </w:r>
     </w:p>
     <w:p>
@@ -817,13 +1072,13 @@
         </w:rPr>
         <w:t>链接:</w:t>
       </w:r>
-      <w:hyperlink r:id="rId23">
+      <w:hyperlink r:id="rId28">
         <w:r>
           <w:rPr>
             <w:color w:val="0563C1"/>
             <w:u w:val="single"/>
           </w:rPr>
-          <w:t>无界动力 CEO 张玉峰预判：具身智能 5 年后有望对标成年人劳动能力</w:t>
+          <w:t>能识别花蕊、授粉、采集，我国智能育种机器人“吉儿”发布具身智能版本</w:t>
         </w:r>
       </w:hyperlink>
     </w:p>
@@ -868,7 +1123,7 @@
         </w:rPr>
         <w:t>链接:</w:t>
       </w:r>
-      <w:hyperlink r:id="rId24">
+      <w:hyperlink r:id="rId29">
         <w:r>
           <w:rPr>
             <w:color w:val="0563C1"/>
@@ -891,23 +1146,6 @@
       </w:r>
     </w:p>
     <w:p>
-      <w:r>
-        <w:t>本线口暂无重要更新</w:t>
-      </w:r>
-    </w:p>
-    <w:p>
-      <w:pPr>
-        <w:pStyle w:val="Heading2"/>
-      </w:pPr>
-      <w:r>
-        <w:rPr>
-          <w:rFonts w:ascii="Times New Roman" w:hAnsi="Times New Roman" w:eastAsia="黑体"/>
-          <w:sz w:val="28"/>
-        </w:rPr>
-        <w:t>电商/直播/即时零售</w:t>
-      </w:r>
-    </w:p>
-    <w:p>
       <w:pPr>
         <w:pStyle w:val="Heading3"/>
       </w:pPr>
@@ -927,7 +1165,7 @@
           <w:color w:val="888888"/>
           <w:sz w:val="24"/>
         </w:rPr>
-        <w:t>珠海港珠澳大桥海关连查 4 起跨境客车司机藏匿旧手机进境案，合计查获旧手机 64 台</w:t>
+        <w:t>阿里千问开源 Qwen-Drive-1.0-4B：首个面向自动驾驶的视觉语言基础模型</w:t>
       </w:r>
     </w:p>
     <w:p>
@@ -937,7 +1175,7 @@
           <w:color w:val="888888"/>
           <w:sz w:val="18"/>
         </w:rPr>
-        <w:t>来源:IT之家 | 时间:09-06 07:29</w:t>
+        <w:t>来源:IT之家 | 时间:09-06 17:15</w:t>
       </w:r>
     </w:p>
     <w:p>
@@ -948,15 +1186,32 @@
         </w:rPr>
         <w:t>链接:</w:t>
       </w:r>
-      <w:hyperlink r:id="rId25">
+      <w:hyperlink r:id="rId30">
         <w:r>
           <w:rPr>
             <w:color w:val="0563C1"/>
             <w:u w:val="single"/>
           </w:rPr>
-          <w:t>珠海港珠澳大桥海关连查 4 起跨境客车司机藏匿旧手机进境案，合计查获旧手机 64 台</w:t>
+          <w:t>阿里千问开源 Qwen-Drive-1.0-4B：首个面向自动驾驶的视觉语言基础模型</w:t>
         </w:r>
       </w:hyperlink>
+    </w:p>
+    <w:p>
+      <w:pPr>
+        <w:pStyle w:val="Heading2"/>
+      </w:pPr>
+      <w:r>
+        <w:rPr>
+          <w:rFonts w:ascii="Times New Roman" w:hAnsi="Times New Roman" w:eastAsia="黑体"/>
+          <w:sz w:val="28"/>
+        </w:rPr>
+        <w:t>电商/直播/即时零售</w:t>
+      </w:r>
+    </w:p>
+    <w:p>
+      <w:r>
+        <w:t>本线口暂无重要更新</w:t>
+      </w:r>
     </w:p>
     <w:p>
       <w:pPr>
@@ -990,7 +1245,7 @@
           <w:color w:val="888888"/>
           <w:sz w:val="24"/>
         </w:rPr>
-        <w:t>可换电池版的欧版任天堂 Switch 2 游戏机悄然现身，重量、续航变了</w:t>
+        <w:t>PS5 游戏机模拟器 KyTyPS5 新进展：可运行《GTA5》北扬克顿序章任务</w:t>
       </w:r>
     </w:p>
     <w:p>
@@ -1000,7 +1255,7 @@
           <w:color w:val="888888"/>
           <w:sz w:val="18"/>
         </w:rPr>
-        <w:t>来源:IT之家 | 时间:09-06 10:08</w:t>
+        <w:t>来源:IT之家 | 时间:09-06 14:27</w:t>
       </w:r>
     </w:p>
     <w:p>
@@ -1011,13 +1266,76 @@
         </w:rPr>
         <w:t>链接:</w:t>
       </w:r>
-      <w:hyperlink r:id="rId26">
+      <w:hyperlink r:id="rId31">
         <w:r>
           <w:rPr>
             <w:color w:val="0563C1"/>
             <w:u w:val="single"/>
           </w:rPr>
-          <w:t>可换电池版的欧版任天堂 Switch 2 游戏机悄然现身，重量、续航变了</w:t>
+          <w:t>PS5 游戏机模拟器 KyTyPS5 新进展：可运行《GTA5》北扬克顿序章任务</w:t>
+        </w:r>
+      </w:hyperlink>
+    </w:p>
+    <w:p>
+      <w:pPr>
+        <w:pStyle w:val="Heading2"/>
+      </w:pPr>
+      <w:r>
+        <w:rPr>
+          <w:rFonts w:ascii="Times New Roman" w:hAnsi="Times New Roman" w:eastAsia="黑体"/>
+          <w:sz w:val="28"/>
+        </w:rPr>
+        <w:t>消费/以旧换新/新餐饮</w:t>
+      </w:r>
+    </w:p>
+    <w:p>
+      <w:pPr>
+        <w:pStyle w:val="Heading3"/>
+      </w:pPr>
+      <w:r>
+        <w:rPr>
+          <w:rFonts w:ascii="Times New Roman" w:hAnsi="Times New Roman" w:eastAsia="黑体"/>
+          <w:b w:val="0"/>
+          <w:color w:val="888888"/>
+          <w:sz w:val="24"/>
+        </w:rPr>
+        <w:t>【C级·参考】</w:t>
+      </w:r>
+      <w:r>
+        <w:rPr>
+          <w:rFonts w:ascii="Times New Roman" w:hAnsi="Times New Roman" w:eastAsia="黑体"/>
+          <w:b w:val="0"/>
+          <w:color w:val="888888"/>
+          <w:sz w:val="24"/>
+        </w:rPr>
+        <w:t>商家隐瞒关键信息致消费者错失购车补贴，法院判赔 1.3 万元</w:t>
+      </w:r>
+    </w:p>
+    <w:p>
+      <w:r>
+        <w:rPr>
+          <w:rFonts w:ascii="Times New Roman" w:hAnsi="Times New Roman" w:eastAsia="宋体"/>
+          <w:color w:val="888888"/>
+          <w:sz w:val="18"/>
+        </w:rPr>
+        <w:t>来源:IT之家 | 时间:09-06 15:33</w:t>
+      </w:r>
+    </w:p>
+    <w:p>
+      <w:r>
+        <w:rPr>
+          <w:rFonts w:ascii="Times New Roman" w:hAnsi="Times New Roman" w:eastAsia="宋体"/>
+          <w:sz w:val="18"/>
+        </w:rPr>
+        <w:t>链接:</w:t>
+      </w:r>
+      <w:hyperlink r:id="rId32">
+        <w:r>
+          <w:rPr>
+            <w:color w:val="0563C1"/>
+            <w:u w:val="single"/>
+          </w:rPr>
+          <w:t>商家隐瞒关键信息致消费者错失购车补贴，法院判赔 1.3 万元</w:t>
         </w:r>
       </w:hyperlink>
     </w:p>
@@ -1041,7 +1359,7 @@
           <w:color w:val="888888"/>
           <w:sz w:val="24"/>
         </w:rPr>
-        <w:t>策略游戏《席德 · 梅尔的文明 VII》在 Steam 平台开启限时免费试玩活动，持续至 9 月 11 日</w:t>
+        <w:t>雷鸟推出鹤 6 Ultra 竞技款 4K 150Hz QD-Mini LED 电视，券后国补价 3999 元起</w:t>
       </w:r>
     </w:p>
     <w:p>
@@ -1051,7 +1369,7 @@
           <w:color w:val="888888"/>
           <w:sz w:val="18"/>
         </w:rPr>
-        <w:t>来源:IT之家 | 时间:09-06 09:59</w:t>
+        <w:t>来源:IT之家 | 时间:09-06 15:10</w:t>
       </w:r>
     </w:p>
     <w:p>
@@ -1062,180 +1380,15 @@
         </w:rPr>
         <w:t>链接:</w:t>
       </w:r>
-      <w:hyperlink r:id="rId27">
+      <w:hyperlink r:id="rId33">
         <w:r>
           <w:rPr>
             <w:color w:val="0563C1"/>
             <w:u w:val="single"/>
           </w:rPr>
-          <w:t>策略游戏《席德 · 梅尔的文明 VII》在 Steam 平台开启限时免费试玩活动，持续至 9 月 11 日</w:t>
+          <w:t>雷鸟推出鹤 6 Ultra 竞技款 4K 150Hz QD-Mini LED 电视，券后国补价 3999 元起</w:t>
         </w:r>
       </w:hyperlink>
-    </w:p>
-    <w:p>
-      <w:pPr>
-        <w:pStyle w:val="Heading3"/>
-      </w:pPr>
-      <w:r>
-        <w:rPr>
-          <w:rFonts w:ascii="Times New Roman" w:hAnsi="Times New Roman" w:eastAsia="黑体"/>
-          <w:b w:val="0"/>
-          <w:color w:val="888888"/>
-          <w:sz w:val="24"/>
-        </w:rPr>
-        <w:t>【C级·参考】</w:t>
-      </w:r>
-      <w:r>
-        <w:rPr>
-          <w:rFonts w:ascii="Times New Roman" w:hAnsi="Times New Roman" w:eastAsia="黑体"/>
-          <w:b w:val="0"/>
-          <w:color w:val="888888"/>
-          <w:sz w:val="24"/>
-        </w:rPr>
-        <w:t>前V社编剧自曝：《求生之路 2》游戏预告片是官方故意泄露的</w:t>
-      </w:r>
-    </w:p>
-    <w:p>
-      <w:r>
-        <w:rPr>
-          <w:rFonts w:ascii="Times New Roman" w:hAnsi="Times New Roman" w:eastAsia="宋体"/>
-          <w:color w:val="888888"/>
-          <w:sz w:val="18"/>
-        </w:rPr>
-        <w:t>来源:IT之家 | 时间:09-06 08:43</w:t>
-      </w:r>
-    </w:p>
-    <w:p>
-      <w:r>
-        <w:rPr>
-          <w:rFonts w:ascii="Times New Roman" w:hAnsi="Times New Roman" w:eastAsia="宋体"/>
-          <w:sz w:val="18"/>
-        </w:rPr>
-        <w:t>链接:</w:t>
-      </w:r>
-      <w:hyperlink r:id="rId28">
-        <w:r>
-          <w:rPr>
-            <w:color w:val="0563C1"/>
-            <w:u w:val="single"/>
-          </w:rPr>
-          <w:t>前V社编剧自曝：《求生之路 2》游戏预告片是官方故意泄露的</w:t>
-        </w:r>
-      </w:hyperlink>
-    </w:p>
-    <w:p>
-      <w:pPr>
-        <w:pStyle w:val="Heading3"/>
-      </w:pPr>
-      <w:r>
-        <w:rPr>
-          <w:rFonts w:ascii="Times New Roman" w:hAnsi="Times New Roman" w:eastAsia="黑体"/>
-          <w:b w:val="0"/>
-          <w:color w:val="888888"/>
-          <w:sz w:val="24"/>
-        </w:rPr>
-        <w:t>【C级·参考】</w:t>
-      </w:r>
-      <w:r>
-        <w:rPr>
-          <w:rFonts w:ascii="Times New Roman" w:hAnsi="Times New Roman" w:eastAsia="黑体"/>
-          <w:b w:val="0"/>
-          <w:color w:val="888888"/>
-          <w:sz w:val="24"/>
-        </w:rPr>
-        <w:t>蚂蚁电竞推出“ANT27DZQE Pro”27 英寸显示器：2K 480Hz、DP 2.1 接口，4979 元</w:t>
-      </w:r>
-    </w:p>
-    <w:p>
-      <w:r>
-        <w:rPr>
-          <w:rFonts w:ascii="Times New Roman" w:hAnsi="Times New Roman" w:eastAsia="宋体"/>
-          <w:color w:val="888888"/>
-          <w:sz w:val="18"/>
-        </w:rPr>
-        <w:t>来源:IT之家 | 时间:09-06 08:29</w:t>
-      </w:r>
-    </w:p>
-    <w:p>
-      <w:r>
-        <w:rPr>
-          <w:rFonts w:ascii="Times New Roman" w:hAnsi="Times New Roman" w:eastAsia="宋体"/>
-          <w:sz w:val="18"/>
-        </w:rPr>
-        <w:t>链接:</w:t>
-      </w:r>
-      <w:hyperlink r:id="rId29">
-        <w:r>
-          <w:rPr>
-            <w:color w:val="0563C1"/>
-            <w:u w:val="single"/>
-          </w:rPr>
-          <w:t>蚂蚁电竞推出“ANT27DZQE Pro”27 英寸显示器：2K 480Hz、DP 2.1 接口，4979 元</w:t>
-        </w:r>
-      </w:hyperlink>
-    </w:p>
-    <w:p>
-      <w:pPr>
-        <w:pStyle w:val="Heading3"/>
-      </w:pPr>
-      <w:r>
-        <w:rPr>
-          <w:rFonts w:ascii="Times New Roman" w:hAnsi="Times New Roman" w:eastAsia="黑体"/>
-          <w:b w:val="0"/>
-          <w:color w:val="888888"/>
-          <w:sz w:val="24"/>
-        </w:rPr>
-        <w:t>【C级·参考】</w:t>
-      </w:r>
-      <w:r>
-        <w:rPr>
-          <w:rFonts w:ascii="Times New Roman" w:hAnsi="Times New Roman" w:eastAsia="黑体"/>
-          <w:b w:val="0"/>
-          <w:color w:val="888888"/>
-          <w:sz w:val="24"/>
-        </w:rPr>
-        <w:t>消息称微软 XGPU“每月 15 小时云游戏限制”新规为精心设计，系业务“盈亏平衡点”</w:t>
-      </w:r>
-    </w:p>
-    <w:p>
-      <w:r>
-        <w:rPr>
-          <w:rFonts w:ascii="Times New Roman" w:hAnsi="Times New Roman" w:eastAsia="宋体"/>
-          <w:color w:val="888888"/>
-          <w:sz w:val="18"/>
-        </w:rPr>
-        <w:t>来源:IT之家 | 时间:09-06 07:36</w:t>
-      </w:r>
-    </w:p>
-    <w:p>
-      <w:r>
-        <w:rPr>
-          <w:rFonts w:ascii="Times New Roman" w:hAnsi="Times New Roman" w:eastAsia="宋体"/>
-          <w:sz w:val="18"/>
-        </w:rPr>
-        <w:t>链接:</w:t>
-      </w:r>
-      <w:hyperlink r:id="rId30">
-        <w:r>
-          <w:rPr>
-            <w:color w:val="0563C1"/>
-            <w:u w:val="single"/>
-          </w:rPr>
-          <w:t>消息称微软 XGPU“每月 15 小时云游戏限制”新规为精心设计，系业务“盈亏平衡点”</w:t>
-        </w:r>
-      </w:hyperlink>
-    </w:p>
-    <w:p>
-      <w:pPr>
-        <w:pStyle w:val="Heading2"/>
-      </w:pPr>
-      <w:r>
-        <w:rPr>
-          <w:rFonts w:ascii="Times New Roman" w:hAnsi="Times New Roman" w:eastAsia="黑体"/>
-          <w:sz w:val="28"/>
-        </w:rPr>
-        <w:t>消费/以旧换新/新餐饮</w:t>
-      </w:r>
     </w:p>
     <w:p>
       <w:pPr>
@@ -1278,7 +1431,7 @@
         </w:rPr>
         <w:t>链接:</w:t>
       </w:r>
-      <w:hyperlink r:id="rId31">
+      <w:hyperlink r:id="rId34">
         <w:r>
           <w:rPr>
             <w:color w:val="0563C1"/>
@@ -1314,7 +1467,7 @@
           <w:rFonts w:ascii="Times New Roman" w:hAnsi="Times New Roman" w:eastAsia="宋体"/>
           <w:sz w:val="18"/>
         </w:rPr>
-        <w:t>IT之家(60)、GameLook(0)、HackerNews(8)、Bing新闻(3)</w:t>
+        <w:t>IT之家(60)、GameLook(0)、HackerNews(7)、Bing新闻(6)</w:t>
       </w:r>
     </w:p>
     <w:p>

--- a/briefings/线口监测午报-2026-09-06.docx
+++ b/briefings/线口监测午报-2026-09-06.docx
@@ -22,7 +22,7 @@
           <w:color w:val="888888"/>
           <w:sz w:val="18"/>
         </w:rPr>
-        <w:t>监测窗口:近48小时 | 生成时间:2026-09-06 19:37</w:t>
+        <w:t>监测窗口:近48小时 | 生成时间:2026-09-06 20:06</w:t>
       </w:r>
     </w:p>
     <w:p>
@@ -784,7 +784,7 @@
           <w:color w:val="888888"/>
           <w:sz w:val="24"/>
         </w:rPr>
-        <w:t>HTC黄昭颖谈业务转型：手机创新遇瓶颈，资源聚焦AI眼镜赛道</w:t>
+        <w:t>雷鸟亮相IFA2026：把私人影院与AI助手双双装进眼镜</w:t>
       </w:r>
     </w:p>
     <w:p>
@@ -794,7 +794,7 @@
           <w:color w:val="888888"/>
           <w:sz w:val="18"/>
         </w:rPr>
-        <w:t>来源:Bing新闻 | 时间:09-05 20:55</w:t>
+        <w:t>来源:Bing新闻 | 时间:09-05 16:02</w:t>
       </w:r>
     </w:p>
     <w:p>
@@ -811,7 +811,7 @@
             <w:color w:val="0563C1"/>
             <w:u w:val="single"/>
           </w:rPr>
-          <w:t>HTC黄昭颖谈业务转型：手机创新遇瓶颈，资源聚焦AI眼镜赛道</w:t>
+          <w:t>雷鸟亮相IFA2026：把私人影院与AI助手双双装进眼镜</w:t>
         </w:r>
       </w:hyperlink>
     </w:p>
@@ -835,7 +835,7 @@
           <w:color w:val="888888"/>
           <w:sz w:val="24"/>
         </w:rPr>
-        <w:t>雷鸟亮相IFA2026：把私人影院与AI助手双双装进眼镜</w:t>
+        <w:t>咸鱼大量流出二折多刻字版99新小米AI眼镜，第一代骁龙AR1平台!</w:t>
       </w:r>
     </w:p>
     <w:p>
@@ -845,7 +845,7 @@
           <w:color w:val="888888"/>
           <w:sz w:val="18"/>
         </w:rPr>
-        <w:t>来源:Bing新闻 | 时间:09-05 16:02</w:t>
+        <w:t>来源:Bing新闻 | 时间:09-05 12:27</w:t>
       </w:r>
     </w:p>
     <w:p>
@@ -862,7 +862,7 @@
             <w:color w:val="0563C1"/>
             <w:u w:val="single"/>
           </w:rPr>
-          <w:t>雷鸟亮相IFA2026：把私人影院与AI助手双双装进眼镜</w:t>
+          <w:t>咸鱼大量流出二折多刻字版99新小米AI眼镜，第一代骁龙AR1平台!</w:t>
         </w:r>
       </w:hyperlink>
     </w:p>
@@ -970,57 +970,6 @@
     </w:p>
     <w:p>
       <w:pPr>
-        <w:pStyle w:val="Heading3"/>
-      </w:pPr>
-      <w:r>
-        <w:rPr>
-          <w:rFonts w:ascii="Times New Roman" w:hAnsi="Times New Roman" w:eastAsia="黑体"/>
-          <w:b w:val="0"/>
-          <w:color w:val="888888"/>
-          <w:sz w:val="24"/>
-        </w:rPr>
-        <w:t>【C级·参考】</w:t>
-      </w:r>
-      <w:r>
-        <w:rPr>
-          <w:rFonts w:ascii="Times New Roman" w:hAnsi="Times New Roman" w:eastAsia="黑体"/>
-          <w:b w:val="0"/>
-          <w:color w:val="888888"/>
-          <w:sz w:val="24"/>
-        </w:rPr>
-        <w:t>Discovery of a new OpenAI agent message board</w:t>
-      </w:r>
-    </w:p>
-    <w:p>
-      <w:r>
-        <w:rPr>
-          <w:rFonts w:ascii="Times New Roman" w:hAnsi="Times New Roman" w:eastAsia="宋体"/>
-          <w:color w:val="888888"/>
-          <w:sz w:val="18"/>
-        </w:rPr>
-        <w:t>来源:Hacker News | 时间:09-04 19:54</w:t>
-      </w:r>
-    </w:p>
-    <w:p>
-      <w:r>
-        <w:rPr>
-          <w:rFonts w:ascii="Times New Roman" w:hAnsi="Times New Roman" w:eastAsia="宋体"/>
-          <w:sz w:val="18"/>
-        </w:rPr>
-        <w:t>链接:</w:t>
-      </w:r>
-      <w:hyperlink r:id="rId27">
-        <w:r>
-          <w:rPr>
-            <w:color w:val="0563C1"/>
-            <w:u w:val="single"/>
-          </w:rPr>
-          <w:t>Discovery of a new OpenAI agent message board</w:t>
-        </w:r>
-      </w:hyperlink>
-    </w:p>
-    <w:p>
-      <w:pPr>
         <w:pStyle w:val="Heading2"/>
       </w:pPr>
       <w:r>
@@ -1072,7 +1021,7 @@
         </w:rPr>
         <w:t>链接:</w:t>
       </w:r>
-      <w:hyperlink r:id="rId28">
+      <w:hyperlink r:id="rId27">
         <w:r>
           <w:rPr>
             <w:color w:val="0563C1"/>
@@ -1123,7 +1072,7 @@
         </w:rPr>
         <w:t>链接:</w:t>
       </w:r>
-      <w:hyperlink r:id="rId29">
+      <w:hyperlink r:id="rId28">
         <w:r>
           <w:rPr>
             <w:color w:val="0563C1"/>
@@ -1186,7 +1135,7 @@
         </w:rPr>
         <w:t>链接:</w:t>
       </w:r>
-      <w:hyperlink r:id="rId30">
+      <w:hyperlink r:id="rId29">
         <w:r>
           <w:rPr>
             <w:color w:val="0563C1"/>
@@ -1224,6 +1173,57 @@
         </w:rPr>
         <w:t>游戏/电竞/平台公司</w:t>
       </w:r>
+    </w:p>
+    <w:p>
+      <w:pPr>
+        <w:pStyle w:val="Heading3"/>
+      </w:pPr>
+      <w:r>
+        <w:rPr>
+          <w:rFonts w:ascii="Times New Roman" w:hAnsi="Times New Roman" w:eastAsia="黑体"/>
+          <w:b w:val="0"/>
+          <w:color w:val="888888"/>
+          <w:sz w:val="24"/>
+        </w:rPr>
+        <w:t>【C级·参考】</w:t>
+      </w:r>
+      <w:r>
+        <w:rPr>
+          <w:rFonts w:ascii="Times New Roman" w:hAnsi="Times New Roman" w:eastAsia="黑体"/>
+          <w:b w:val="0"/>
+          <w:color w:val="888888"/>
+          <w:sz w:val="24"/>
+        </w:rPr>
+        <w:t>索尼 2028 年停产游戏光盘，但全球仍有 62% 的国家和地区无法使用 PSN 服务</w:t>
+      </w:r>
+    </w:p>
+    <w:p>
+      <w:r>
+        <w:rPr>
+          <w:rFonts w:ascii="Times New Roman" w:hAnsi="Times New Roman" w:eastAsia="宋体"/>
+          <w:color w:val="888888"/>
+          <w:sz w:val="18"/>
+        </w:rPr>
+        <w:t>来源:IT之家 | 时间:09-06 20:01</w:t>
+      </w:r>
+    </w:p>
+    <w:p>
+      <w:r>
+        <w:rPr>
+          <w:rFonts w:ascii="Times New Roman" w:hAnsi="Times New Roman" w:eastAsia="宋体"/>
+          <w:sz w:val="18"/>
+        </w:rPr>
+        <w:t>链接:</w:t>
+      </w:r>
+      <w:hyperlink r:id="rId30">
+        <w:r>
+          <w:rPr>
+            <w:color w:val="0563C1"/>
+            <w:u w:val="single"/>
+          </w:rPr>
+          <w:t>索尼 2028 年停产游戏光盘，但全球仍有 62% 的国家和地区无法使用 PSN 服务</w:t>
+        </w:r>
+      </w:hyperlink>
     </w:p>
     <w:p>
       <w:pPr>
@@ -1467,7 +1467,7 @@
           <w:rFonts w:ascii="Times New Roman" w:hAnsi="Times New Roman" w:eastAsia="宋体"/>
           <w:sz w:val="18"/>
         </w:rPr>
-        <w:t>IT之家(60)、GameLook(0)、HackerNews(7)、Bing新闻(6)</w:t>
+        <w:t>IT之家(60)、GameLook(0)、HackerNews(6)、Bing新闻(6)</w:t>
       </w:r>
     </w:p>
     <w:p>
